--- a/补充材料1_STROBE-MR检查表_20260914.docx
+++ b/补充材料1_STROBE-MR检查表_20260914.docx
@@ -25,7 +25,7 @@
           <w:b w:val="0"/>
           <w:sz w:val="19"/>
         </w:rPr>
-        <w:t>稿件：遗传预测的血清促甲状腺激素水平与甲状腺癌风险：孟德尔随机化、候选基因预后评分与肿瘤微环境的探索性整合分析（王沛，新疆医科大学第一附属医院）。以下按 STROBE-MR 清单逐项核对（引用自 Skrivankova VW, et al. JAMA. 2021;326(16):1614-1621）。</w:t>
+        <w:t>稿件：遗传预测的血清促甲状腺激素水平与甲状腺癌风险的孟德尔随机化重复验证与扩展研究：附候选基因评分与肿瘤微环境的探索性评估（王沛，新疆医科大学第一附属医院）。</w:t>
       </w:r>
     </w:p>
     <w:tbl>
@@ -555,17 +555,8 @@
             <w:tcW w:type="dxa" w:w="1984"/>
           </w:tcPr>
           <w:p>
-            <w:pPr>
-              <w:spacing w:after="40"/>
-            </w:pPr>
-            <w:r/>
             <w:r>
-              <w:rPr>
-                <w:rFonts w:ascii="Times New Roman" w:hAnsi="Times New Roman" w:eastAsia="宋体"/>
-                <w:b w:val="0"/>
-                <w:sz w:val="18"/>
-              </w:rPr>
-              <w:t>已报告：以 F 统计量（相关性）、多效性/异质性检验（排他性）、Steiger 方向性检验（因果方向）评估</w:t>
+              <w:t>已报告：以 F 统计量（相关性假设）与多效性/异质性检验（排他性假设，注意：排他性假设无法直接检验，Egger 截距与 MR-PRESSO 仅能部分检测水平多效性）评估；Steiger 方向性检验仅评估因果方向、不检验排他性（正文 2.2/3.2）</w:t>
             </w:r>
           </w:p>
         </w:tc>
@@ -1289,7 +1280,7 @@
           <w:b w:val="0"/>
           <w:sz w:val="18"/>
         </w:rPr>
-        <w:t>说明：反向 MR、共定位/eQTL-MR 因数据不可得未执行，已在 4.7(12) 如实说明；样本重叠未量化评估，已在 4.7(13) 说明。</w:t>
+        <w:t>说明：反向 MR、共定位/eQTL-MR 因数据不可得未执行（已在 4.7 如实说明）；样本重叠未量化评估（已在 4.7 说明）；条目 8 中 Steiger 为方向性检验、并非排他性检验。本表对应第五轮审稿后论文版本（2026-09-15）。</w:t>
       </w:r>
     </w:p>
     <w:sectPr>
